--- a/InventoryMS_Technical_Reference.docx
+++ b/InventoryMS_Technical_Reference.docx
@@ -30,7 +30,7 @@
           <w:iCs/>
           <w:color w:val="6B7280"/>
         </w:rPr>
-        <w:t xml:space="preserve">A layer-by-layer walkthrough of every backend service and frontend micro-frontend, the technologies in use at each layer, and the purpose and logic of the significant classes and methods, verified directly against the uploaded project codebase.</w:t>
+        <w:t xml:space="preserve">A layer-by-layer reference for every backend service and frontend micro-frontend: the technologies in use at each layer, and the purpose and logic of the significant classes and methods.</w:t>
       </w:r>
     </w:p>
     <w:p>
@@ -6348,7 +6348,7 @@
                 <w:sz w:val="18"/>
                 <w:szCs w:val="18"/>
               </w:rPr>
-              <w:t xml:space="preserve">The core, previously-buggy workflow (fixed during the project): persists the GRN, bumps the matching PO line's receivedQuantity, derives the PO's overall status from line completion (rather than requiring the caller to separately PATCH the status — the GRN entry itself is the source of truth for how much of a PO has arrived), and calls pushStockIntoInventory() to actually apply the received quantity to inventory-service's stock levels. Before the fix, a GRN could be recorded without ever updating real stock, silently decoupling the paper trail from physical reality.</w:t>
+              <w:t xml:space="preserve">Persists the GRN, increments the matching PO line's receivedQuantity, derives the PO's overall status from line completion rather than requiring a separate status update (the GRN entry is the source of truth for how much of a PO has arrived), and calls pushStockIntoInventory() to apply the received quantity to inventory-service's stock levels — so a recorded GRN always reflects an actual stock increase.</w:t>
             </w:r>
           </w:p>
         </w:tc>
